--- a/6 семестр/Автоматизированные системы управление элементами промышленных и административных объектов/Практическая работа №9/Отчет ВраженкоДО.docx
+++ b/6 семестр/Автоматизированные системы управление элементами промышленных и административных объектов/Практическая работа №9/Отчет ВраженкоДО.docx
@@ -344,7 +344,7 @@
           <w:szCs w:val="32"/>
           <w:lang w:val="ru-RU"/>
         </w:rPr>
-        <w:t>ОТЧЕТ ПО ПРАКТИЧЕСКОЙ РАБОТЕ 8</w:t>
+        <w:t>ОТЧЕТ ПО ПРАКТИЧЕСКОЙ РАБОТЕ 9</w:t>
       </w:r>
     </w:p>
     <w:p>
@@ -496,8 +496,8 @@
         <w:gridCol w:w="2534"/>
         <w:gridCol w:w="4834"/>
         <w:gridCol w:w="1107"/>
-        <w:gridCol w:w="543"/>
-        <w:gridCol w:w="1120"/>
+        <w:gridCol w:w="541"/>
+        <w:gridCol w:w="1122"/>
       </w:tblGrid>
       <w:tr>
         <w:trPr/>
@@ -582,7 +582,7 @@
         </w:tc>
         <w:tc>
           <w:tcPr>
-            <w:tcW w:w="1650" w:type="dxa"/>
+            <w:tcW w:w="1648" w:type="dxa"/>
             <w:gridSpan w:val="2"/>
             <w:tcBorders>
               <w:top w:val="nil"/>
@@ -651,7 +651,7 @@
         </w:tc>
         <w:tc>
           <w:tcPr>
-            <w:tcW w:w="1120" w:type="dxa"/>
+            <w:tcW w:w="1122" w:type="dxa"/>
             <w:tcBorders>
               <w:top w:val="nil"/>
               <w:left w:val="nil"/>
@@ -779,7 +779,7 @@
         </w:tc>
         <w:tc>
           <w:tcPr>
-            <w:tcW w:w="1650" w:type="dxa"/>
+            <w:tcW w:w="1648" w:type="dxa"/>
             <w:gridSpan w:val="2"/>
             <w:tcBorders>
               <w:top w:val="nil"/>
@@ -868,7 +868,7 @@
         </w:tc>
         <w:tc>
           <w:tcPr>
-            <w:tcW w:w="1120" w:type="dxa"/>
+            <w:tcW w:w="1122" w:type="dxa"/>
             <w:tcBorders>
               <w:top w:val="nil"/>
               <w:left w:val="nil"/>
@@ -1182,7 +1182,8 @@
           <w:ilvl w:val="1"/>
           <w:numId w:val="2"/>
         </w:numPr>
-        <w:ind w:left="0"/>
+        <w:spacing w:before="0" w:after="0"/>
+        <w:ind w:firstLine="709" w:left="0"/>
         <w:rPr/>
       </w:pPr>
       <w:r>
@@ -1192,7 +1193,7 @@
     </w:p>
     <w:tbl>
       <w:tblPr>
-        <w:tblW w:w="5000" w:type="pct"/>
+        <w:tblW w:w="9360" w:type="dxa"/>
         <w:jc w:val="left"/>
         <w:tblInd w:w="28" w:type="dxa"/>
         <w:tblLayout w:type="fixed"/>
@@ -1205,8 +1206,8 @@
       </w:tblPr>
       <w:tblGrid>
         <w:gridCol w:w="2231"/>
-        <w:gridCol w:w="3181"/>
-        <w:gridCol w:w="3943"/>
+        <w:gridCol w:w="3019"/>
+        <w:gridCol w:w="4110"/>
       </w:tblGrid>
       <w:tr>
         <w:trPr>
@@ -1236,7 +1237,7 @@
         </w:tc>
         <w:tc>
           <w:tcPr>
-            <w:tcW w:w="3181" w:type="dxa"/>
+            <w:tcW w:w="3019" w:type="dxa"/>
             <w:tcBorders>
               <w:top w:val="single" w:sz="2" w:space="0" w:color="000000"/>
               <w:left w:val="single" w:sz="2" w:space="0" w:color="000000"/>
@@ -1257,7 +1258,7 @@
         </w:tc>
         <w:tc>
           <w:tcPr>
-            <w:tcW w:w="3943" w:type="dxa"/>
+            <w:tcW w:w="4110" w:type="dxa"/>
             <w:tcBorders>
               <w:top w:val="single" w:sz="2" w:space="0" w:color="000000"/>
               <w:left w:val="single" w:sz="2" w:space="0" w:color="000000"/>
@@ -1302,7 +1303,7 @@
         </w:tc>
         <w:tc>
           <w:tcPr>
-            <w:tcW w:w="3181" w:type="dxa"/>
+            <w:tcW w:w="3019" w:type="dxa"/>
             <w:tcBorders>
               <w:left w:val="single" w:sz="2" w:space="0" w:color="000000"/>
               <w:bottom w:val="single" w:sz="2" w:space="0" w:color="000000"/>
@@ -1321,7 +1322,7 @@
         </w:tc>
         <w:tc>
           <w:tcPr>
-            <w:tcW w:w="3943" w:type="dxa"/>
+            <w:tcW w:w="4110" w:type="dxa"/>
             <w:tcBorders>
               <w:left w:val="single" w:sz="2" w:space="0" w:color="000000"/>
               <w:bottom w:val="single" w:sz="2" w:space="0" w:color="000000"/>
@@ -1364,7 +1365,7 @@
         </w:tc>
         <w:tc>
           <w:tcPr>
-            <w:tcW w:w="3181" w:type="dxa"/>
+            <w:tcW w:w="3019" w:type="dxa"/>
             <w:tcBorders>
               <w:left w:val="single" w:sz="2" w:space="0" w:color="000000"/>
               <w:bottom w:val="single" w:sz="2" w:space="0" w:color="000000"/>
@@ -1383,7 +1384,7 @@
         </w:tc>
         <w:tc>
           <w:tcPr>
-            <w:tcW w:w="3943" w:type="dxa"/>
+            <w:tcW w:w="4110" w:type="dxa"/>
             <w:tcBorders>
               <w:left w:val="single" w:sz="2" w:space="0" w:color="000000"/>
               <w:bottom w:val="single" w:sz="2" w:space="0" w:color="000000"/>
@@ -1426,7 +1427,7 @@
         </w:tc>
         <w:tc>
           <w:tcPr>
-            <w:tcW w:w="3181" w:type="dxa"/>
+            <w:tcW w:w="3019" w:type="dxa"/>
             <w:tcBorders>
               <w:left w:val="single" w:sz="2" w:space="0" w:color="000000"/>
               <w:bottom w:val="single" w:sz="2" w:space="0" w:color="000000"/>
@@ -1445,7 +1446,7 @@
         </w:tc>
         <w:tc>
           <w:tcPr>
-            <w:tcW w:w="3943" w:type="dxa"/>
+            <w:tcW w:w="4110" w:type="dxa"/>
             <w:tcBorders>
               <w:left w:val="single" w:sz="2" w:space="0" w:color="000000"/>
               <w:bottom w:val="single" w:sz="2" w:space="0" w:color="000000"/>
@@ -1488,7 +1489,7 @@
         </w:tc>
         <w:tc>
           <w:tcPr>
-            <w:tcW w:w="3181" w:type="dxa"/>
+            <w:tcW w:w="3019" w:type="dxa"/>
             <w:tcBorders>
               <w:left w:val="single" w:sz="2" w:space="0" w:color="000000"/>
               <w:bottom w:val="single" w:sz="2" w:space="0" w:color="000000"/>
@@ -1507,7 +1508,7 @@
         </w:tc>
         <w:tc>
           <w:tcPr>
-            <w:tcW w:w="3943" w:type="dxa"/>
+            <w:tcW w:w="4110" w:type="dxa"/>
             <w:tcBorders>
               <w:left w:val="single" w:sz="2" w:space="0" w:color="000000"/>
               <w:bottom w:val="single" w:sz="2" w:space="0" w:color="000000"/>
@@ -1550,7 +1551,7 @@
         </w:tc>
         <w:tc>
           <w:tcPr>
-            <w:tcW w:w="3181" w:type="dxa"/>
+            <w:tcW w:w="3019" w:type="dxa"/>
             <w:tcBorders>
               <w:left w:val="single" w:sz="2" w:space="0" w:color="000000"/>
               <w:bottom w:val="single" w:sz="2" w:space="0" w:color="000000"/>
@@ -1569,7 +1570,7 @@
         </w:tc>
         <w:tc>
           <w:tcPr>
-            <w:tcW w:w="3943" w:type="dxa"/>
+            <w:tcW w:w="4110" w:type="dxa"/>
             <w:tcBorders>
               <w:left w:val="single" w:sz="2" w:space="0" w:color="000000"/>
               <w:bottom w:val="single" w:sz="2" w:space="0" w:color="000000"/>
@@ -1611,7 +1612,7 @@
         </w:tc>
         <w:tc>
           <w:tcPr>
-            <w:tcW w:w="3181" w:type="dxa"/>
+            <w:tcW w:w="3019" w:type="dxa"/>
             <w:tcBorders>
               <w:left w:val="single" w:sz="2" w:space="0" w:color="000000"/>
               <w:bottom w:val="single" w:sz="2" w:space="0" w:color="000000"/>
@@ -1630,7 +1631,7 @@
         </w:tc>
         <w:tc>
           <w:tcPr>
-            <w:tcW w:w="3943" w:type="dxa"/>
+            <w:tcW w:w="4110" w:type="dxa"/>
             <w:tcBorders>
               <w:left w:val="single" w:sz="2" w:space="0" w:color="000000"/>
               <w:bottom w:val="single" w:sz="2" w:space="0" w:color="000000"/>
@@ -1666,7 +1667,7 @@
           <w:ilvl w:val="1"/>
           <w:numId w:val="2"/>
         </w:numPr>
-        <w:ind w:left="0"/>
+        <w:ind w:firstLine="709" w:left="0"/>
         <w:rPr/>
       </w:pPr>
       <w:r>
@@ -1677,6 +1678,7 @@
     <w:p>
       <w:pPr>
         <w:pStyle w:val="Heading3"/>
+        <w:ind w:firstLine="709" w:left="0"/>
         <w:rPr>
           <w:lang w:val="en-US"/>
         </w:rPr>
@@ -1696,7 +1698,7 @@
     </w:p>
     <w:tbl>
       <w:tblPr>
-        <w:tblW w:w="5000" w:type="pct"/>
+        <w:tblW w:w="9360" w:type="dxa"/>
         <w:jc w:val="left"/>
         <w:tblInd w:w="28" w:type="dxa"/>
         <w:tblLayout w:type="fixed"/>
@@ -1709,8 +1711,8 @@
       </w:tblPr>
       <w:tblGrid>
         <w:gridCol w:w="2231"/>
-        <w:gridCol w:w="3181"/>
-        <w:gridCol w:w="3943"/>
+        <w:gridCol w:w="3019"/>
+        <w:gridCol w:w="4110"/>
       </w:tblGrid>
       <w:tr>
         <w:trPr>
@@ -1740,7 +1742,7 @@
         </w:tc>
         <w:tc>
           <w:tcPr>
-            <w:tcW w:w="3181" w:type="dxa"/>
+            <w:tcW w:w="3019" w:type="dxa"/>
             <w:tcBorders>
               <w:top w:val="single" w:sz="2" w:space="0" w:color="000000"/>
               <w:left w:val="single" w:sz="2" w:space="0" w:color="000000"/>
@@ -1761,7 +1763,7 @@
         </w:tc>
         <w:tc>
           <w:tcPr>
-            <w:tcW w:w="3943" w:type="dxa"/>
+            <w:tcW w:w="4110" w:type="dxa"/>
             <w:tcBorders>
               <w:top w:val="single" w:sz="2" w:space="0" w:color="000000"/>
               <w:left w:val="single" w:sz="2" w:space="0" w:color="000000"/>
@@ -1807,7 +1809,7 @@
         </w:tc>
         <w:tc>
           <w:tcPr>
-            <w:tcW w:w="3181" w:type="dxa"/>
+            <w:tcW w:w="3019" w:type="dxa"/>
             <w:tcBorders>
               <w:left w:val="single" w:sz="2" w:space="0" w:color="000000"/>
               <w:bottom w:val="single" w:sz="2" w:space="0" w:color="000000"/>
@@ -1826,7 +1828,7 @@
         </w:tc>
         <w:tc>
           <w:tcPr>
-            <w:tcW w:w="3943" w:type="dxa"/>
+            <w:tcW w:w="4110" w:type="dxa"/>
             <w:tcBorders>
               <w:left w:val="single" w:sz="2" w:space="0" w:color="000000"/>
               <w:bottom w:val="single" w:sz="2" w:space="0" w:color="000000"/>
@@ -1870,7 +1872,7 @@
         </w:tc>
         <w:tc>
           <w:tcPr>
-            <w:tcW w:w="3181" w:type="dxa"/>
+            <w:tcW w:w="3019" w:type="dxa"/>
             <w:tcBorders>
               <w:left w:val="single" w:sz="2" w:space="0" w:color="000000"/>
               <w:bottom w:val="single" w:sz="2" w:space="0" w:color="000000"/>
@@ -1889,7 +1891,7 @@
         </w:tc>
         <w:tc>
           <w:tcPr>
-            <w:tcW w:w="3943" w:type="dxa"/>
+            <w:tcW w:w="4110" w:type="dxa"/>
             <w:tcBorders>
               <w:left w:val="single" w:sz="2" w:space="0" w:color="000000"/>
               <w:bottom w:val="single" w:sz="2" w:space="0" w:color="000000"/>
@@ -1933,7 +1935,7 @@
         </w:tc>
         <w:tc>
           <w:tcPr>
-            <w:tcW w:w="3181" w:type="dxa"/>
+            <w:tcW w:w="3019" w:type="dxa"/>
             <w:tcBorders>
               <w:left w:val="single" w:sz="2" w:space="0" w:color="000000"/>
               <w:bottom w:val="single" w:sz="2" w:space="0" w:color="000000"/>
@@ -1952,7 +1954,7 @@
         </w:tc>
         <w:tc>
           <w:tcPr>
-            <w:tcW w:w="3943" w:type="dxa"/>
+            <w:tcW w:w="4110" w:type="dxa"/>
             <w:tcBorders>
               <w:left w:val="single" w:sz="2" w:space="0" w:color="000000"/>
               <w:bottom w:val="single" w:sz="2" w:space="0" w:color="000000"/>
@@ -1996,7 +1998,7 @@
         </w:tc>
         <w:tc>
           <w:tcPr>
-            <w:tcW w:w="3181" w:type="dxa"/>
+            <w:tcW w:w="3019" w:type="dxa"/>
             <w:tcBorders>
               <w:left w:val="single" w:sz="2" w:space="0" w:color="000000"/>
               <w:bottom w:val="single" w:sz="2" w:space="0" w:color="000000"/>
@@ -2015,7 +2017,7 @@
         </w:tc>
         <w:tc>
           <w:tcPr>
-            <w:tcW w:w="3943" w:type="dxa"/>
+            <w:tcW w:w="4110" w:type="dxa"/>
             <w:tcBorders>
               <w:left w:val="single" w:sz="2" w:space="0" w:color="000000"/>
               <w:bottom w:val="single" w:sz="2" w:space="0" w:color="000000"/>
@@ -2057,7 +2059,7 @@
         </w:tc>
         <w:tc>
           <w:tcPr>
-            <w:tcW w:w="3181" w:type="dxa"/>
+            <w:tcW w:w="3019" w:type="dxa"/>
             <w:tcBorders>
               <w:left w:val="single" w:sz="2" w:space="0" w:color="000000"/>
               <w:bottom w:val="single" w:sz="2" w:space="0" w:color="000000"/>
@@ -2076,7 +2078,7 @@
         </w:tc>
         <w:tc>
           <w:tcPr>
-            <w:tcW w:w="3943" w:type="dxa"/>
+            <w:tcW w:w="4110" w:type="dxa"/>
             <w:tcBorders>
               <w:left w:val="single" w:sz="2" w:space="0" w:color="000000"/>
               <w:bottom w:val="single" w:sz="2" w:space="0" w:color="000000"/>
@@ -2108,6 +2110,7 @@
     <w:p>
       <w:pPr>
         <w:pStyle w:val="Heading3"/>
+        <w:ind w:firstLine="709" w:left="0"/>
         <w:rPr/>
       </w:pPr>
       <w:r>
@@ -2117,7 +2120,7 @@
     </w:p>
     <w:tbl>
       <w:tblPr>
-        <w:tblW w:w="5000" w:type="pct"/>
+        <w:tblW w:w="9360" w:type="dxa"/>
         <w:jc w:val="left"/>
         <w:tblInd w:w="28" w:type="dxa"/>
         <w:tblLayout w:type="fixed"/>
@@ -2130,8 +2133,8 @@
       </w:tblPr>
       <w:tblGrid>
         <w:gridCol w:w="2231"/>
-        <w:gridCol w:w="3181"/>
-        <w:gridCol w:w="3943"/>
+        <w:gridCol w:w="3019"/>
+        <w:gridCol w:w="4110"/>
       </w:tblGrid>
       <w:tr>
         <w:trPr>
@@ -2161,7 +2164,7 @@
         </w:tc>
         <w:tc>
           <w:tcPr>
-            <w:tcW w:w="3181" w:type="dxa"/>
+            <w:tcW w:w="3019" w:type="dxa"/>
             <w:tcBorders>
               <w:top w:val="single" w:sz="2" w:space="0" w:color="000000"/>
               <w:left w:val="single" w:sz="2" w:space="0" w:color="000000"/>
@@ -2182,7 +2185,7 @@
         </w:tc>
         <w:tc>
           <w:tcPr>
-            <w:tcW w:w="3943" w:type="dxa"/>
+            <w:tcW w:w="4110" w:type="dxa"/>
             <w:tcBorders>
               <w:top w:val="single" w:sz="2" w:space="0" w:color="000000"/>
               <w:left w:val="single" w:sz="2" w:space="0" w:color="000000"/>
@@ -2227,7 +2230,7 @@
         </w:tc>
         <w:tc>
           <w:tcPr>
-            <w:tcW w:w="3181" w:type="dxa"/>
+            <w:tcW w:w="3019" w:type="dxa"/>
             <w:tcBorders>
               <w:left w:val="single" w:sz="2" w:space="0" w:color="000000"/>
               <w:bottom w:val="single" w:sz="2" w:space="0" w:color="000000"/>
@@ -2246,7 +2249,7 @@
         </w:tc>
         <w:tc>
           <w:tcPr>
-            <w:tcW w:w="3943" w:type="dxa"/>
+            <w:tcW w:w="4110" w:type="dxa"/>
             <w:tcBorders>
               <w:left w:val="single" w:sz="2" w:space="0" w:color="000000"/>
               <w:bottom w:val="single" w:sz="2" w:space="0" w:color="000000"/>
@@ -2289,7 +2292,7 @@
         </w:tc>
         <w:tc>
           <w:tcPr>
-            <w:tcW w:w="3181" w:type="dxa"/>
+            <w:tcW w:w="3019" w:type="dxa"/>
             <w:tcBorders>
               <w:left w:val="single" w:sz="2" w:space="0" w:color="000000"/>
               <w:bottom w:val="single" w:sz="2" w:space="0" w:color="000000"/>
@@ -2308,7 +2311,7 @@
         </w:tc>
         <w:tc>
           <w:tcPr>
-            <w:tcW w:w="3943" w:type="dxa"/>
+            <w:tcW w:w="4110" w:type="dxa"/>
             <w:tcBorders>
               <w:left w:val="single" w:sz="2" w:space="0" w:color="000000"/>
               <w:bottom w:val="single" w:sz="2" w:space="0" w:color="000000"/>
@@ -2353,7 +2356,7 @@
         </w:tc>
         <w:tc>
           <w:tcPr>
-            <w:tcW w:w="3181" w:type="dxa"/>
+            <w:tcW w:w="3019" w:type="dxa"/>
             <w:tcBorders>
               <w:left w:val="single" w:sz="2" w:space="0" w:color="000000"/>
               <w:bottom w:val="single" w:sz="2" w:space="0" w:color="000000"/>
@@ -2372,7 +2375,7 @@
         </w:tc>
         <w:tc>
           <w:tcPr>
-            <w:tcW w:w="3943" w:type="dxa"/>
+            <w:tcW w:w="4110" w:type="dxa"/>
             <w:tcBorders>
               <w:left w:val="single" w:sz="2" w:space="0" w:color="000000"/>
               <w:bottom w:val="single" w:sz="2" w:space="0" w:color="000000"/>
@@ -2415,7 +2418,7 @@
         </w:tc>
         <w:tc>
           <w:tcPr>
-            <w:tcW w:w="3181" w:type="dxa"/>
+            <w:tcW w:w="3019" w:type="dxa"/>
             <w:tcBorders>
               <w:left w:val="single" w:sz="2" w:space="0" w:color="000000"/>
               <w:bottom w:val="single" w:sz="2" w:space="0" w:color="000000"/>
@@ -2434,7 +2437,7 @@
         </w:tc>
         <w:tc>
           <w:tcPr>
-            <w:tcW w:w="3943" w:type="dxa"/>
+            <w:tcW w:w="4110" w:type="dxa"/>
             <w:tcBorders>
               <w:left w:val="single" w:sz="2" w:space="0" w:color="000000"/>
               <w:bottom w:val="single" w:sz="2" w:space="0" w:color="000000"/>
@@ -2476,7 +2479,7 @@
         </w:tc>
         <w:tc>
           <w:tcPr>
-            <w:tcW w:w="3181" w:type="dxa"/>
+            <w:tcW w:w="3019" w:type="dxa"/>
             <w:tcBorders>
               <w:left w:val="single" w:sz="2" w:space="0" w:color="000000"/>
               <w:bottom w:val="single" w:sz="2" w:space="0" w:color="000000"/>
@@ -2495,7 +2498,7 @@
         </w:tc>
         <w:tc>
           <w:tcPr>
-            <w:tcW w:w="3943" w:type="dxa"/>
+            <w:tcW w:w="4110" w:type="dxa"/>
             <w:tcBorders>
               <w:left w:val="single" w:sz="2" w:space="0" w:color="000000"/>
               <w:bottom w:val="single" w:sz="2" w:space="0" w:color="000000"/>
@@ -2527,6 +2530,7 @@
     <w:p>
       <w:pPr>
         <w:pStyle w:val="Heading3"/>
+        <w:ind w:firstLine="709" w:left="0"/>
         <w:rPr/>
       </w:pPr>
       <w:r>
@@ -2536,7 +2540,7 @@
     </w:p>
     <w:tbl>
       <w:tblPr>
-        <w:tblW w:w="5000" w:type="pct"/>
+        <w:tblW w:w="9360" w:type="dxa"/>
         <w:jc w:val="left"/>
         <w:tblInd w:w="28" w:type="dxa"/>
         <w:tblLayout w:type="fixed"/>
@@ -2549,8 +2553,8 @@
       </w:tblPr>
       <w:tblGrid>
         <w:gridCol w:w="2231"/>
-        <w:gridCol w:w="3181"/>
-        <w:gridCol w:w="3943"/>
+        <w:gridCol w:w="3019"/>
+        <w:gridCol w:w="4110"/>
       </w:tblGrid>
       <w:tr>
         <w:trPr>
@@ -2580,7 +2584,7 @@
         </w:tc>
         <w:tc>
           <w:tcPr>
-            <w:tcW w:w="3181" w:type="dxa"/>
+            <w:tcW w:w="3019" w:type="dxa"/>
             <w:tcBorders>
               <w:top w:val="single" w:sz="2" w:space="0" w:color="000000"/>
               <w:left w:val="single" w:sz="2" w:space="0" w:color="000000"/>
@@ -2601,7 +2605,7 @@
         </w:tc>
         <w:tc>
           <w:tcPr>
-            <w:tcW w:w="3943" w:type="dxa"/>
+            <w:tcW w:w="4110" w:type="dxa"/>
             <w:tcBorders>
               <w:top w:val="single" w:sz="2" w:space="0" w:color="000000"/>
               <w:left w:val="single" w:sz="2" w:space="0" w:color="000000"/>
@@ -2646,7 +2650,7 @@
         </w:tc>
         <w:tc>
           <w:tcPr>
-            <w:tcW w:w="3181" w:type="dxa"/>
+            <w:tcW w:w="3019" w:type="dxa"/>
             <w:tcBorders>
               <w:left w:val="single" w:sz="2" w:space="0" w:color="000000"/>
               <w:bottom w:val="single" w:sz="2" w:space="0" w:color="000000"/>
@@ -2665,7 +2669,7 @@
         </w:tc>
         <w:tc>
           <w:tcPr>
-            <w:tcW w:w="3943" w:type="dxa"/>
+            <w:tcW w:w="4110" w:type="dxa"/>
             <w:tcBorders>
               <w:left w:val="single" w:sz="2" w:space="0" w:color="000000"/>
               <w:bottom w:val="single" w:sz="2" w:space="0" w:color="000000"/>
@@ -2708,7 +2712,7 @@
         </w:tc>
         <w:tc>
           <w:tcPr>
-            <w:tcW w:w="3181" w:type="dxa"/>
+            <w:tcW w:w="3019" w:type="dxa"/>
             <w:tcBorders>
               <w:left w:val="single" w:sz="2" w:space="0" w:color="000000"/>
               <w:bottom w:val="single" w:sz="2" w:space="0" w:color="000000"/>
@@ -2727,7 +2731,7 @@
         </w:tc>
         <w:tc>
           <w:tcPr>
-            <w:tcW w:w="3943" w:type="dxa"/>
+            <w:tcW w:w="4110" w:type="dxa"/>
             <w:tcBorders>
               <w:left w:val="single" w:sz="2" w:space="0" w:color="000000"/>
               <w:bottom w:val="single" w:sz="2" w:space="0" w:color="000000"/>
@@ -2772,7 +2776,7 @@
         </w:tc>
         <w:tc>
           <w:tcPr>
-            <w:tcW w:w="3181" w:type="dxa"/>
+            <w:tcW w:w="3019" w:type="dxa"/>
             <w:tcBorders>
               <w:left w:val="single" w:sz="2" w:space="0" w:color="000000"/>
               <w:bottom w:val="single" w:sz="2" w:space="0" w:color="000000"/>
@@ -2791,7 +2795,7 @@
         </w:tc>
         <w:tc>
           <w:tcPr>
-            <w:tcW w:w="3943" w:type="dxa"/>
+            <w:tcW w:w="4110" w:type="dxa"/>
             <w:tcBorders>
               <w:left w:val="single" w:sz="2" w:space="0" w:color="000000"/>
               <w:bottom w:val="single" w:sz="2" w:space="0" w:color="000000"/>
@@ -2834,7 +2838,7 @@
         </w:tc>
         <w:tc>
           <w:tcPr>
-            <w:tcW w:w="3181" w:type="dxa"/>
+            <w:tcW w:w="3019" w:type="dxa"/>
             <w:tcBorders>
               <w:left w:val="single" w:sz="2" w:space="0" w:color="000000"/>
               <w:bottom w:val="single" w:sz="2" w:space="0" w:color="000000"/>
@@ -2853,7 +2857,7 @@
         </w:tc>
         <w:tc>
           <w:tcPr>
-            <w:tcW w:w="3943" w:type="dxa"/>
+            <w:tcW w:w="4110" w:type="dxa"/>
             <w:tcBorders>
               <w:left w:val="single" w:sz="2" w:space="0" w:color="000000"/>
               <w:bottom w:val="single" w:sz="2" w:space="0" w:color="000000"/>
@@ -2895,7 +2899,7 @@
         </w:tc>
         <w:tc>
           <w:tcPr>
-            <w:tcW w:w="3181" w:type="dxa"/>
+            <w:tcW w:w="3019" w:type="dxa"/>
             <w:tcBorders>
               <w:left w:val="single" w:sz="2" w:space="0" w:color="000000"/>
               <w:bottom w:val="single" w:sz="2" w:space="0" w:color="000000"/>
@@ -2914,7 +2918,7 @@
         </w:tc>
         <w:tc>
           <w:tcPr>
-            <w:tcW w:w="3943" w:type="dxa"/>
+            <w:tcW w:w="4110" w:type="dxa"/>
             <w:tcBorders>
               <w:left w:val="single" w:sz="2" w:space="0" w:color="000000"/>
               <w:bottom w:val="single" w:sz="2" w:space="0" w:color="000000"/>
@@ -2946,6 +2950,7 @@
     <w:p>
       <w:pPr>
         <w:pStyle w:val="Heading3"/>
+        <w:ind w:firstLine="709" w:left="0"/>
         <w:rPr/>
       </w:pPr>
       <w:r>
@@ -2955,7 +2960,7 @@
     </w:p>
     <w:tbl>
       <w:tblPr>
-        <w:tblW w:w="5000" w:type="pct"/>
+        <w:tblW w:w="9360" w:type="dxa"/>
         <w:jc w:val="left"/>
         <w:tblInd w:w="28" w:type="dxa"/>
         <w:tblLayout w:type="fixed"/>
@@ -2968,8 +2973,8 @@
       </w:tblPr>
       <w:tblGrid>
         <w:gridCol w:w="2231"/>
-        <w:gridCol w:w="3181"/>
-        <w:gridCol w:w="3943"/>
+        <w:gridCol w:w="3019"/>
+        <w:gridCol w:w="4110"/>
       </w:tblGrid>
       <w:tr>
         <w:trPr>
@@ -2999,7 +3004,7 @@
         </w:tc>
         <w:tc>
           <w:tcPr>
-            <w:tcW w:w="3181" w:type="dxa"/>
+            <w:tcW w:w="3019" w:type="dxa"/>
             <w:tcBorders>
               <w:top w:val="single" w:sz="2" w:space="0" w:color="000000"/>
               <w:left w:val="single" w:sz="2" w:space="0" w:color="000000"/>
@@ -3020,7 +3025,7 @@
         </w:tc>
         <w:tc>
           <w:tcPr>
-            <w:tcW w:w="3943" w:type="dxa"/>
+            <w:tcW w:w="4110" w:type="dxa"/>
             <w:tcBorders>
               <w:top w:val="single" w:sz="2" w:space="0" w:color="000000"/>
               <w:left w:val="single" w:sz="2" w:space="0" w:color="000000"/>
@@ -3065,7 +3070,7 @@
         </w:tc>
         <w:tc>
           <w:tcPr>
-            <w:tcW w:w="3181" w:type="dxa"/>
+            <w:tcW w:w="3019" w:type="dxa"/>
             <w:tcBorders>
               <w:left w:val="single" w:sz="2" w:space="0" w:color="000000"/>
               <w:bottom w:val="single" w:sz="2" w:space="0" w:color="000000"/>
@@ -3084,7 +3089,7 @@
         </w:tc>
         <w:tc>
           <w:tcPr>
-            <w:tcW w:w="3943" w:type="dxa"/>
+            <w:tcW w:w="4110" w:type="dxa"/>
             <w:tcBorders>
               <w:left w:val="single" w:sz="2" w:space="0" w:color="000000"/>
               <w:bottom w:val="single" w:sz="2" w:space="0" w:color="000000"/>
@@ -3127,7 +3132,7 @@
         </w:tc>
         <w:tc>
           <w:tcPr>
-            <w:tcW w:w="3181" w:type="dxa"/>
+            <w:tcW w:w="3019" w:type="dxa"/>
             <w:tcBorders>
               <w:left w:val="single" w:sz="2" w:space="0" w:color="000000"/>
               <w:bottom w:val="single" w:sz="2" w:space="0" w:color="000000"/>
@@ -3146,7 +3151,7 @@
         </w:tc>
         <w:tc>
           <w:tcPr>
-            <w:tcW w:w="3943" w:type="dxa"/>
+            <w:tcW w:w="4110" w:type="dxa"/>
             <w:tcBorders>
               <w:left w:val="single" w:sz="2" w:space="0" w:color="000000"/>
               <w:bottom w:val="single" w:sz="2" w:space="0" w:color="000000"/>
@@ -3191,7 +3196,7 @@
         </w:tc>
         <w:tc>
           <w:tcPr>
-            <w:tcW w:w="3181" w:type="dxa"/>
+            <w:tcW w:w="3019" w:type="dxa"/>
             <w:tcBorders>
               <w:left w:val="single" w:sz="2" w:space="0" w:color="000000"/>
               <w:bottom w:val="single" w:sz="2" w:space="0" w:color="000000"/>
@@ -3210,7 +3215,7 @@
         </w:tc>
         <w:tc>
           <w:tcPr>
-            <w:tcW w:w="3943" w:type="dxa"/>
+            <w:tcW w:w="4110" w:type="dxa"/>
             <w:tcBorders>
               <w:left w:val="single" w:sz="2" w:space="0" w:color="000000"/>
               <w:bottom w:val="single" w:sz="2" w:space="0" w:color="000000"/>
@@ -3253,7 +3258,7 @@
         </w:tc>
         <w:tc>
           <w:tcPr>
-            <w:tcW w:w="3181" w:type="dxa"/>
+            <w:tcW w:w="3019" w:type="dxa"/>
             <w:tcBorders>
               <w:left w:val="single" w:sz="2" w:space="0" w:color="000000"/>
               <w:bottom w:val="single" w:sz="2" w:space="0" w:color="000000"/>
@@ -3272,7 +3277,7 @@
         </w:tc>
         <w:tc>
           <w:tcPr>
-            <w:tcW w:w="3943" w:type="dxa"/>
+            <w:tcW w:w="4110" w:type="dxa"/>
             <w:tcBorders>
               <w:left w:val="single" w:sz="2" w:space="0" w:color="000000"/>
               <w:bottom w:val="single" w:sz="2" w:space="0" w:color="000000"/>
@@ -3314,7 +3319,7 @@
         </w:tc>
         <w:tc>
           <w:tcPr>
-            <w:tcW w:w="3181" w:type="dxa"/>
+            <w:tcW w:w="3019" w:type="dxa"/>
             <w:tcBorders>
               <w:left w:val="single" w:sz="2" w:space="0" w:color="000000"/>
               <w:bottom w:val="single" w:sz="2" w:space="0" w:color="000000"/>
@@ -3333,7 +3338,7 @@
         </w:tc>
         <w:tc>
           <w:tcPr>
-            <w:tcW w:w="3943" w:type="dxa"/>
+            <w:tcW w:w="4110" w:type="dxa"/>
             <w:tcBorders>
               <w:left w:val="single" w:sz="2" w:space="0" w:color="000000"/>
               <w:bottom w:val="single" w:sz="2" w:space="0" w:color="000000"/>
@@ -3365,6 +3370,7 @@
     <w:p>
       <w:pPr>
         <w:pStyle w:val="Heading3"/>
+        <w:ind w:firstLine="709" w:left="0"/>
         <w:rPr/>
       </w:pPr>
       <w:r>
@@ -3374,7 +3380,7 @@
     </w:p>
     <w:tbl>
       <w:tblPr>
-        <w:tblW w:w="5000" w:type="pct"/>
+        <w:tblW w:w="9360" w:type="dxa"/>
         <w:jc w:val="left"/>
         <w:tblInd w:w="28" w:type="dxa"/>
         <w:tblLayout w:type="fixed"/>
@@ -3387,8 +3393,8 @@
       </w:tblPr>
       <w:tblGrid>
         <w:gridCol w:w="2231"/>
-        <w:gridCol w:w="3181"/>
-        <w:gridCol w:w="3943"/>
+        <w:gridCol w:w="3019"/>
+        <w:gridCol w:w="4110"/>
       </w:tblGrid>
       <w:tr>
         <w:trPr>
@@ -3418,7 +3424,7 @@
         </w:tc>
         <w:tc>
           <w:tcPr>
-            <w:tcW w:w="3181" w:type="dxa"/>
+            <w:tcW w:w="3019" w:type="dxa"/>
             <w:tcBorders>
               <w:top w:val="single" w:sz="2" w:space="0" w:color="000000"/>
               <w:left w:val="single" w:sz="2" w:space="0" w:color="000000"/>
@@ -3439,7 +3445,7 @@
         </w:tc>
         <w:tc>
           <w:tcPr>
-            <w:tcW w:w="3943" w:type="dxa"/>
+            <w:tcW w:w="4110" w:type="dxa"/>
             <w:tcBorders>
               <w:top w:val="single" w:sz="2" w:space="0" w:color="000000"/>
               <w:left w:val="single" w:sz="2" w:space="0" w:color="000000"/>
@@ -3484,7 +3490,7 @@
         </w:tc>
         <w:tc>
           <w:tcPr>
-            <w:tcW w:w="3181" w:type="dxa"/>
+            <w:tcW w:w="3019" w:type="dxa"/>
             <w:tcBorders>
               <w:left w:val="single" w:sz="2" w:space="0" w:color="000000"/>
               <w:bottom w:val="single" w:sz="2" w:space="0" w:color="000000"/>
@@ -3503,7 +3509,7 @@
         </w:tc>
         <w:tc>
           <w:tcPr>
-            <w:tcW w:w="3943" w:type="dxa"/>
+            <w:tcW w:w="4110" w:type="dxa"/>
             <w:tcBorders>
               <w:left w:val="single" w:sz="2" w:space="0" w:color="000000"/>
               <w:bottom w:val="single" w:sz="2" w:space="0" w:color="000000"/>
@@ -3546,7 +3552,7 @@
         </w:tc>
         <w:tc>
           <w:tcPr>
-            <w:tcW w:w="3181" w:type="dxa"/>
+            <w:tcW w:w="3019" w:type="dxa"/>
             <w:tcBorders>
               <w:left w:val="single" w:sz="2" w:space="0" w:color="000000"/>
               <w:bottom w:val="single" w:sz="2" w:space="0" w:color="000000"/>
@@ -3565,7 +3571,7 @@
         </w:tc>
         <w:tc>
           <w:tcPr>
-            <w:tcW w:w="3943" w:type="dxa"/>
+            <w:tcW w:w="4110" w:type="dxa"/>
             <w:tcBorders>
               <w:left w:val="single" w:sz="2" w:space="0" w:color="000000"/>
               <w:bottom w:val="single" w:sz="2" w:space="0" w:color="000000"/>
@@ -3610,7 +3616,7 @@
         </w:tc>
         <w:tc>
           <w:tcPr>
-            <w:tcW w:w="3181" w:type="dxa"/>
+            <w:tcW w:w="3019" w:type="dxa"/>
             <w:tcBorders>
               <w:left w:val="single" w:sz="2" w:space="0" w:color="000000"/>
               <w:bottom w:val="single" w:sz="2" w:space="0" w:color="000000"/>
@@ -3629,7 +3635,7 @@
         </w:tc>
         <w:tc>
           <w:tcPr>
-            <w:tcW w:w="3943" w:type="dxa"/>
+            <w:tcW w:w="4110" w:type="dxa"/>
             <w:tcBorders>
               <w:left w:val="single" w:sz="2" w:space="0" w:color="000000"/>
               <w:bottom w:val="single" w:sz="2" w:space="0" w:color="000000"/>
@@ -3672,7 +3678,7 @@
         </w:tc>
         <w:tc>
           <w:tcPr>
-            <w:tcW w:w="3181" w:type="dxa"/>
+            <w:tcW w:w="3019" w:type="dxa"/>
             <w:tcBorders>
               <w:left w:val="single" w:sz="2" w:space="0" w:color="000000"/>
               <w:bottom w:val="single" w:sz="2" w:space="0" w:color="000000"/>
@@ -3691,7 +3697,7 @@
         </w:tc>
         <w:tc>
           <w:tcPr>
-            <w:tcW w:w="3943" w:type="dxa"/>
+            <w:tcW w:w="4110" w:type="dxa"/>
             <w:tcBorders>
               <w:left w:val="single" w:sz="2" w:space="0" w:color="000000"/>
               <w:bottom w:val="single" w:sz="2" w:space="0" w:color="000000"/>
@@ -3734,7 +3740,7 @@
         </w:tc>
         <w:tc>
           <w:tcPr>
-            <w:tcW w:w="3181" w:type="dxa"/>
+            <w:tcW w:w="3019" w:type="dxa"/>
             <w:tcBorders>
               <w:left w:val="single" w:sz="2" w:space="0" w:color="000000"/>
               <w:bottom w:val="single" w:sz="2" w:space="0" w:color="000000"/>
@@ -3753,7 +3759,7 @@
         </w:tc>
         <w:tc>
           <w:tcPr>
-            <w:tcW w:w="3943" w:type="dxa"/>
+            <w:tcW w:w="4110" w:type="dxa"/>
             <w:tcBorders>
               <w:left w:val="single" w:sz="2" w:space="0" w:color="000000"/>
               <w:bottom w:val="single" w:sz="2" w:space="0" w:color="000000"/>
@@ -3795,7 +3801,7 @@
         </w:tc>
         <w:tc>
           <w:tcPr>
-            <w:tcW w:w="3181" w:type="dxa"/>
+            <w:tcW w:w="3019" w:type="dxa"/>
             <w:tcBorders>
               <w:left w:val="single" w:sz="2" w:space="0" w:color="000000"/>
               <w:bottom w:val="single" w:sz="2" w:space="0" w:color="000000"/>
@@ -3814,7 +3820,7 @@
         </w:tc>
         <w:tc>
           <w:tcPr>
-            <w:tcW w:w="3943" w:type="dxa"/>
+            <w:tcW w:w="4110" w:type="dxa"/>
             <w:tcBorders>
               <w:left w:val="single" w:sz="2" w:space="0" w:color="000000"/>
               <w:bottom w:val="single" w:sz="2" w:space="0" w:color="000000"/>
@@ -3846,6 +3852,7 @@
     <w:p>
       <w:pPr>
         <w:pStyle w:val="Heading3"/>
+        <w:ind w:firstLine="709" w:left="0"/>
         <w:rPr/>
       </w:pPr>
       <w:r>
@@ -3855,7 +3862,7 @@
     </w:p>
     <w:tbl>
       <w:tblPr>
-        <w:tblW w:w="5000" w:type="pct"/>
+        <w:tblW w:w="9360" w:type="dxa"/>
         <w:jc w:val="left"/>
         <w:tblInd w:w="28" w:type="dxa"/>
         <w:tblLayout w:type="fixed"/>
@@ -3868,8 +3875,8 @@
       </w:tblPr>
       <w:tblGrid>
         <w:gridCol w:w="2231"/>
-        <w:gridCol w:w="3181"/>
-        <w:gridCol w:w="3943"/>
+        <w:gridCol w:w="3019"/>
+        <w:gridCol w:w="4110"/>
       </w:tblGrid>
       <w:tr>
         <w:trPr>
@@ -3899,7 +3906,7 @@
         </w:tc>
         <w:tc>
           <w:tcPr>
-            <w:tcW w:w="3181" w:type="dxa"/>
+            <w:tcW w:w="3019" w:type="dxa"/>
             <w:tcBorders>
               <w:top w:val="single" w:sz="2" w:space="0" w:color="000000"/>
               <w:left w:val="single" w:sz="2" w:space="0" w:color="000000"/>
@@ -3920,7 +3927,7 @@
         </w:tc>
         <w:tc>
           <w:tcPr>
-            <w:tcW w:w="3943" w:type="dxa"/>
+            <w:tcW w:w="4110" w:type="dxa"/>
             <w:tcBorders>
               <w:top w:val="single" w:sz="2" w:space="0" w:color="000000"/>
               <w:left w:val="single" w:sz="2" w:space="0" w:color="000000"/>
@@ -3965,7 +3972,7 @@
         </w:tc>
         <w:tc>
           <w:tcPr>
-            <w:tcW w:w="3181" w:type="dxa"/>
+            <w:tcW w:w="3019" w:type="dxa"/>
             <w:tcBorders>
               <w:left w:val="single" w:sz="2" w:space="0" w:color="000000"/>
               <w:bottom w:val="single" w:sz="2" w:space="0" w:color="000000"/>
@@ -3984,7 +3991,7 @@
         </w:tc>
         <w:tc>
           <w:tcPr>
-            <w:tcW w:w="3943" w:type="dxa"/>
+            <w:tcW w:w="4110" w:type="dxa"/>
             <w:tcBorders>
               <w:left w:val="single" w:sz="2" w:space="0" w:color="000000"/>
               <w:bottom w:val="single" w:sz="2" w:space="0" w:color="000000"/>
@@ -4027,7 +4034,7 @@
         </w:tc>
         <w:tc>
           <w:tcPr>
-            <w:tcW w:w="3181" w:type="dxa"/>
+            <w:tcW w:w="3019" w:type="dxa"/>
             <w:tcBorders>
               <w:left w:val="single" w:sz="2" w:space="0" w:color="000000"/>
               <w:bottom w:val="single" w:sz="2" w:space="0" w:color="000000"/>
@@ -4046,7 +4053,7 @@
         </w:tc>
         <w:tc>
           <w:tcPr>
-            <w:tcW w:w="3943" w:type="dxa"/>
+            <w:tcW w:w="4110" w:type="dxa"/>
             <w:tcBorders>
               <w:left w:val="single" w:sz="2" w:space="0" w:color="000000"/>
               <w:bottom w:val="single" w:sz="2" w:space="0" w:color="000000"/>
@@ -4091,7 +4098,7 @@
         </w:tc>
         <w:tc>
           <w:tcPr>
-            <w:tcW w:w="3181" w:type="dxa"/>
+            <w:tcW w:w="3019" w:type="dxa"/>
             <w:tcBorders>
               <w:left w:val="single" w:sz="2" w:space="0" w:color="000000"/>
               <w:bottom w:val="single" w:sz="2" w:space="0" w:color="000000"/>
@@ -4110,7 +4117,7 @@
         </w:tc>
         <w:tc>
           <w:tcPr>
-            <w:tcW w:w="3943" w:type="dxa"/>
+            <w:tcW w:w="4110" w:type="dxa"/>
             <w:tcBorders>
               <w:left w:val="single" w:sz="2" w:space="0" w:color="000000"/>
               <w:bottom w:val="single" w:sz="2" w:space="0" w:color="000000"/>
@@ -4153,7 +4160,7 @@
         </w:tc>
         <w:tc>
           <w:tcPr>
-            <w:tcW w:w="3181" w:type="dxa"/>
+            <w:tcW w:w="3019" w:type="dxa"/>
             <w:tcBorders>
               <w:left w:val="single" w:sz="2" w:space="0" w:color="000000"/>
               <w:bottom w:val="single" w:sz="2" w:space="0" w:color="000000"/>
@@ -4172,7 +4179,7 @@
         </w:tc>
         <w:tc>
           <w:tcPr>
-            <w:tcW w:w="3943" w:type="dxa"/>
+            <w:tcW w:w="4110" w:type="dxa"/>
             <w:tcBorders>
               <w:left w:val="single" w:sz="2" w:space="0" w:color="000000"/>
               <w:bottom w:val="single" w:sz="2" w:space="0" w:color="000000"/>
@@ -4215,7 +4222,7 @@
         </w:tc>
         <w:tc>
           <w:tcPr>
-            <w:tcW w:w="3181" w:type="dxa"/>
+            <w:tcW w:w="3019" w:type="dxa"/>
             <w:tcBorders>
               <w:left w:val="single" w:sz="2" w:space="0" w:color="000000"/>
               <w:bottom w:val="single" w:sz="2" w:space="0" w:color="000000"/>
@@ -4234,7 +4241,7 @@
         </w:tc>
         <w:tc>
           <w:tcPr>
-            <w:tcW w:w="3943" w:type="dxa"/>
+            <w:tcW w:w="4110" w:type="dxa"/>
             <w:tcBorders>
               <w:left w:val="single" w:sz="2" w:space="0" w:color="000000"/>
               <w:bottom w:val="single" w:sz="2" w:space="0" w:color="000000"/>
@@ -4277,7 +4284,7 @@
         </w:tc>
         <w:tc>
           <w:tcPr>
-            <w:tcW w:w="3181" w:type="dxa"/>
+            <w:tcW w:w="3019" w:type="dxa"/>
             <w:tcBorders>
               <w:left w:val="single" w:sz="2" w:space="0" w:color="000000"/>
               <w:bottom w:val="single" w:sz="2" w:space="0" w:color="000000"/>
@@ -4296,7 +4303,7 @@
         </w:tc>
         <w:tc>
           <w:tcPr>
-            <w:tcW w:w="3943" w:type="dxa"/>
+            <w:tcW w:w="4110" w:type="dxa"/>
             <w:tcBorders>
               <w:left w:val="single" w:sz="2" w:space="0" w:color="000000"/>
               <w:bottom w:val="single" w:sz="2" w:space="0" w:color="000000"/>
@@ -4338,7 +4345,7 @@
         </w:tc>
         <w:tc>
           <w:tcPr>
-            <w:tcW w:w="3181" w:type="dxa"/>
+            <w:tcW w:w="3019" w:type="dxa"/>
             <w:tcBorders>
               <w:left w:val="single" w:sz="2" w:space="0" w:color="000000"/>
               <w:bottom w:val="single" w:sz="2" w:space="0" w:color="000000"/>
@@ -4357,7 +4364,7 @@
         </w:tc>
         <w:tc>
           <w:tcPr>
-            <w:tcW w:w="3943" w:type="dxa"/>
+            <w:tcW w:w="4110" w:type="dxa"/>
             <w:tcBorders>
               <w:left w:val="single" w:sz="2" w:space="0" w:color="000000"/>
               <w:bottom w:val="single" w:sz="2" w:space="0" w:color="000000"/>
@@ -4389,6 +4396,7 @@
     <w:p>
       <w:pPr>
         <w:pStyle w:val="Heading3"/>
+        <w:ind w:firstLine="709" w:left="0"/>
         <w:rPr/>
       </w:pPr>
       <w:r>
@@ -4398,7 +4406,7 @@
     </w:p>
     <w:tbl>
       <w:tblPr>
-        <w:tblW w:w="5000" w:type="pct"/>
+        <w:tblW w:w="9360" w:type="dxa"/>
         <w:jc w:val="left"/>
         <w:tblInd w:w="28" w:type="dxa"/>
         <w:tblLayout w:type="fixed"/>
@@ -4411,8 +4419,8 @@
       </w:tblPr>
       <w:tblGrid>
         <w:gridCol w:w="2231"/>
-        <w:gridCol w:w="3181"/>
-        <w:gridCol w:w="3943"/>
+        <w:gridCol w:w="3019"/>
+        <w:gridCol w:w="4110"/>
       </w:tblGrid>
       <w:tr>
         <w:trPr>
@@ -4442,7 +4450,7 @@
         </w:tc>
         <w:tc>
           <w:tcPr>
-            <w:tcW w:w="3181" w:type="dxa"/>
+            <w:tcW w:w="3019" w:type="dxa"/>
             <w:tcBorders>
               <w:top w:val="single" w:sz="2" w:space="0" w:color="000000"/>
               <w:left w:val="single" w:sz="2" w:space="0" w:color="000000"/>
@@ -4463,7 +4471,7 @@
         </w:tc>
         <w:tc>
           <w:tcPr>
-            <w:tcW w:w="3943" w:type="dxa"/>
+            <w:tcW w:w="4110" w:type="dxa"/>
             <w:tcBorders>
               <w:top w:val="single" w:sz="2" w:space="0" w:color="000000"/>
               <w:left w:val="single" w:sz="2" w:space="0" w:color="000000"/>
@@ -4508,7 +4516,7 @@
         </w:tc>
         <w:tc>
           <w:tcPr>
-            <w:tcW w:w="3181" w:type="dxa"/>
+            <w:tcW w:w="3019" w:type="dxa"/>
             <w:tcBorders>
               <w:left w:val="single" w:sz="2" w:space="0" w:color="000000"/>
               <w:bottom w:val="single" w:sz="2" w:space="0" w:color="000000"/>
@@ -4527,7 +4535,7 @@
         </w:tc>
         <w:tc>
           <w:tcPr>
-            <w:tcW w:w="3943" w:type="dxa"/>
+            <w:tcW w:w="4110" w:type="dxa"/>
             <w:tcBorders>
               <w:left w:val="single" w:sz="2" w:space="0" w:color="000000"/>
               <w:bottom w:val="single" w:sz="2" w:space="0" w:color="000000"/>
@@ -4570,7 +4578,7 @@
         </w:tc>
         <w:tc>
           <w:tcPr>
-            <w:tcW w:w="3181" w:type="dxa"/>
+            <w:tcW w:w="3019" w:type="dxa"/>
             <w:tcBorders>
               <w:left w:val="single" w:sz="2" w:space="0" w:color="000000"/>
               <w:bottom w:val="single" w:sz="2" w:space="0" w:color="000000"/>
@@ -4589,7 +4597,7 @@
         </w:tc>
         <w:tc>
           <w:tcPr>
-            <w:tcW w:w="3943" w:type="dxa"/>
+            <w:tcW w:w="4110" w:type="dxa"/>
             <w:tcBorders>
               <w:left w:val="single" w:sz="2" w:space="0" w:color="000000"/>
               <w:bottom w:val="single" w:sz="2" w:space="0" w:color="000000"/>
@@ -4633,7 +4641,7 @@
         </w:tc>
         <w:tc>
           <w:tcPr>
-            <w:tcW w:w="3181" w:type="dxa"/>
+            <w:tcW w:w="3019" w:type="dxa"/>
             <w:tcBorders>
               <w:left w:val="single" w:sz="2" w:space="0" w:color="000000"/>
               <w:bottom w:val="single" w:sz="2" w:space="0" w:color="000000"/>
@@ -4652,7 +4660,7 @@
         </w:tc>
         <w:tc>
           <w:tcPr>
-            <w:tcW w:w="3943" w:type="dxa"/>
+            <w:tcW w:w="4110" w:type="dxa"/>
             <w:tcBorders>
               <w:left w:val="single" w:sz="2" w:space="0" w:color="000000"/>
               <w:bottom w:val="single" w:sz="2" w:space="0" w:color="000000"/>
@@ -4688,7 +4696,7 @@
           <w:ilvl w:val="1"/>
           <w:numId w:val="2"/>
         </w:numPr>
-        <w:ind w:left="0"/>
+        <w:ind w:firstLine="709" w:left="0"/>
         <w:rPr/>
       </w:pPr>
       <w:r>
@@ -4698,7 +4706,7 @@
     </w:p>
     <w:tbl>
       <w:tblPr>
-        <w:tblW w:w="5000" w:type="pct"/>
+        <w:tblW w:w="9360" w:type="dxa"/>
         <w:jc w:val="left"/>
         <w:tblInd w:w="28" w:type="dxa"/>
         <w:tblLayout w:type="fixed"/>
@@ -4711,8 +4719,8 @@
       </w:tblPr>
       <w:tblGrid>
         <w:gridCol w:w="2231"/>
-        <w:gridCol w:w="3181"/>
-        <w:gridCol w:w="3943"/>
+        <w:gridCol w:w="3019"/>
+        <w:gridCol w:w="4110"/>
       </w:tblGrid>
       <w:tr>
         <w:trPr>
@@ -4742,7 +4750,7 @@
         </w:tc>
         <w:tc>
           <w:tcPr>
-            <w:tcW w:w="3181" w:type="dxa"/>
+            <w:tcW w:w="3019" w:type="dxa"/>
             <w:tcBorders>
               <w:top w:val="single" w:sz="2" w:space="0" w:color="000000"/>
               <w:left w:val="single" w:sz="2" w:space="0" w:color="000000"/>
@@ -4763,7 +4771,7 @@
         </w:tc>
         <w:tc>
           <w:tcPr>
-            <w:tcW w:w="3943" w:type="dxa"/>
+            <w:tcW w:w="4110" w:type="dxa"/>
             <w:tcBorders>
               <w:top w:val="single" w:sz="2" w:space="0" w:color="000000"/>
               <w:left w:val="single" w:sz="2" w:space="0" w:color="000000"/>
@@ -4808,7 +4816,7 @@
         </w:tc>
         <w:tc>
           <w:tcPr>
-            <w:tcW w:w="3181" w:type="dxa"/>
+            <w:tcW w:w="3019" w:type="dxa"/>
             <w:tcBorders>
               <w:left w:val="single" w:sz="2" w:space="0" w:color="000000"/>
               <w:bottom w:val="single" w:sz="2" w:space="0" w:color="000000"/>
@@ -4827,7 +4835,7 @@
         </w:tc>
         <w:tc>
           <w:tcPr>
-            <w:tcW w:w="3943" w:type="dxa"/>
+            <w:tcW w:w="4110" w:type="dxa"/>
             <w:tcBorders>
               <w:left w:val="single" w:sz="2" w:space="0" w:color="000000"/>
               <w:bottom w:val="single" w:sz="2" w:space="0" w:color="000000"/>
@@ -4870,7 +4878,7 @@
         </w:tc>
         <w:tc>
           <w:tcPr>
-            <w:tcW w:w="3181" w:type="dxa"/>
+            <w:tcW w:w="3019" w:type="dxa"/>
             <w:tcBorders>
               <w:left w:val="single" w:sz="2" w:space="0" w:color="000000"/>
               <w:bottom w:val="single" w:sz="2" w:space="0" w:color="000000"/>
@@ -4889,7 +4897,7 @@
         </w:tc>
         <w:tc>
           <w:tcPr>
-            <w:tcW w:w="3943" w:type="dxa"/>
+            <w:tcW w:w="4110" w:type="dxa"/>
             <w:tcBorders>
               <w:left w:val="single" w:sz="2" w:space="0" w:color="000000"/>
               <w:bottom w:val="single" w:sz="2" w:space="0" w:color="000000"/>
@@ -4934,7 +4942,7 @@
         </w:tc>
         <w:tc>
           <w:tcPr>
-            <w:tcW w:w="3181" w:type="dxa"/>
+            <w:tcW w:w="3019" w:type="dxa"/>
             <w:tcBorders>
               <w:left w:val="single" w:sz="2" w:space="0" w:color="000000"/>
               <w:bottom w:val="single" w:sz="2" w:space="0" w:color="000000"/>
@@ -4953,7 +4961,7 @@
         </w:tc>
         <w:tc>
           <w:tcPr>
-            <w:tcW w:w="3943" w:type="dxa"/>
+            <w:tcW w:w="4110" w:type="dxa"/>
             <w:tcBorders>
               <w:left w:val="single" w:sz="2" w:space="0" w:color="000000"/>
               <w:bottom w:val="single" w:sz="2" w:space="0" w:color="000000"/>
@@ -4997,7 +5005,7 @@
         </w:tc>
         <w:tc>
           <w:tcPr>
-            <w:tcW w:w="3181" w:type="dxa"/>
+            <w:tcW w:w="3019" w:type="dxa"/>
             <w:tcBorders>
               <w:left w:val="single" w:sz="2" w:space="0" w:color="000000"/>
               <w:bottom w:val="single" w:sz="2" w:space="0" w:color="000000"/>
@@ -5016,7 +5024,7 @@
         </w:tc>
         <w:tc>
           <w:tcPr>
-            <w:tcW w:w="3943" w:type="dxa"/>
+            <w:tcW w:w="4110" w:type="dxa"/>
             <w:tcBorders>
               <w:left w:val="single" w:sz="2" w:space="0" w:color="000000"/>
               <w:bottom w:val="single" w:sz="2" w:space="0" w:color="000000"/>
